--- a/briefing projeto.docx
+++ b/briefing projeto.docx
@@ -29,58 +29,30 @@
           <w:sz w:val="32"/>
           <w:szCs w:val="32"/>
         </w:rPr>
-        <w:t xml:space="preserve">Briefing | </w:t>
-      </w:r>
-      <w:r>
+        <w:t>Briefing | Library Of Gaming</w:t>
+      </w:r>
+    </w:p>
+    <w:p>
+      <w:pPr>
         <w:rPr>
           <w:sz w:val="32"/>
           <w:szCs w:val="32"/>
         </w:rPr>
-        <w:t xml:space="preserve">Library </w:t>
-      </w:r>
-      <w:proofErr w:type="spellStart"/>
-      <w:r>
-        <w:rPr>
-          <w:sz w:val="32"/>
-          <w:szCs w:val="32"/>
-        </w:rPr>
-        <w:t>Of</w:t>
-      </w:r>
-      <w:proofErr w:type="spellEnd"/>
-      <w:r>
-        <w:rPr>
-          <w:sz w:val="32"/>
-          <w:szCs w:val="32"/>
-        </w:rPr>
-        <w:t xml:space="preserve"> </w:t>
-      </w:r>
-      <w:proofErr w:type="spellStart"/>
-      <w:r>
-        <w:rPr>
-          <w:sz w:val="32"/>
-          <w:szCs w:val="32"/>
-        </w:rPr>
-        <w:t>Gaming</w:t>
-      </w:r>
-      <w:proofErr w:type="spellEnd"/>
-    </w:p>
-    <w:p>
-      <w:pPr>
-        <w:rPr>
-          <w:sz w:val="32"/>
-          <w:szCs w:val="32"/>
-        </w:rPr>
-      </w:pPr>
-    </w:p>
-    <w:p>
-      <w:pPr>
-        <w:rPr>
+      </w:pPr>
+    </w:p>
+    <w:p>
+      <w:pPr>
+        <w:rPr>
+          <w:b/>
+          <w:bCs/>
           <w:sz w:val="28"/>
           <w:szCs w:val="28"/>
         </w:rPr>
       </w:pPr>
       <w:r>
         <w:rPr>
+          <w:b/>
+          <w:bCs/>
           <w:sz w:val="28"/>
           <w:szCs w:val="28"/>
         </w:rPr>
@@ -106,17 +78,15 @@
           <w:sz w:val="22"/>
           <w:szCs w:val="22"/>
         </w:rPr>
-        <w:t xml:space="preserve">: Library </w:t>
-      </w:r>
-      <w:proofErr w:type="spellStart"/>
-      <w:r>
-        <w:rPr>
-          <w:sz w:val="22"/>
-          <w:szCs w:val="22"/>
-        </w:rPr>
-        <w:t>Of</w:t>
-      </w:r>
-      <w:proofErr w:type="spellEnd"/>
+        <w:t>: Library Of Gaming,</w:t>
+      </w:r>
+      <w:r>
+        <w:rPr>
+          <w:sz w:val="22"/>
+          <w:szCs w:val="22"/>
+        </w:rPr>
+        <w:t xml:space="preserve"> assim como outras peças de</w:t>
+      </w:r>
       <w:r>
         <w:rPr>
           <w:sz w:val="22"/>
@@ -124,28 +94,12 @@
         </w:rPr>
         <w:t xml:space="preserve"> </w:t>
       </w:r>
-      <w:proofErr w:type="spellStart"/>
-      <w:r>
-        <w:rPr>
-          <w:sz w:val="22"/>
-          <w:szCs w:val="22"/>
-        </w:rPr>
-        <w:t>Gaming</w:t>
-      </w:r>
-      <w:proofErr w:type="spellEnd"/>
-      <w:r>
-        <w:rPr>
-          <w:sz w:val="22"/>
-          <w:szCs w:val="22"/>
-        </w:rPr>
-        <w:t>,</w:t>
-      </w:r>
-      <w:r>
-        <w:rPr>
-          <w:sz w:val="22"/>
-          <w:szCs w:val="22"/>
-        </w:rPr>
-        <w:t xml:space="preserve"> assim como outras peças de</w:t>
+      <w:r>
+        <w:rPr>
+          <w:sz w:val="22"/>
+          <w:szCs w:val="22"/>
+        </w:rPr>
+        <w:t>divulgação online, buscando um melhor posicionamento no ramo digital, bem como</w:t>
       </w:r>
       <w:r>
         <w:rPr>
@@ -159,20 +113,6 @@
           <w:sz w:val="22"/>
           <w:szCs w:val="22"/>
         </w:rPr>
-        <w:t>divulgação online, buscando um melhor posicionamento no ramo digital, bem como</w:t>
-      </w:r>
-      <w:r>
-        <w:rPr>
-          <w:sz w:val="22"/>
-          <w:szCs w:val="22"/>
-        </w:rPr>
-        <w:t xml:space="preserve"> </w:t>
-      </w:r>
-      <w:r>
-        <w:rPr>
-          <w:sz w:val="22"/>
-          <w:szCs w:val="22"/>
-        </w:rPr>
         <w:t>atrair mais clientes e divulgar os serviços prestados pel</w:t>
       </w:r>
       <w:r>
@@ -201,12 +141,16 @@
     <w:p>
       <w:pPr>
         <w:rPr>
+          <w:b/>
+          <w:bCs/>
           <w:sz w:val="28"/>
           <w:szCs w:val="28"/>
         </w:rPr>
       </w:pPr>
       <w:r>
         <w:rPr>
+          <w:b/>
+          <w:bCs/>
           <w:sz w:val="28"/>
           <w:szCs w:val="28"/>
         </w:rPr>
@@ -225,15 +169,7 @@
           <w:sz w:val="22"/>
           <w:szCs w:val="22"/>
         </w:rPr>
-        <w:t xml:space="preserve">Projetar e desenvolver uma identidade visual, assim como um website </w:t>
-      </w:r>
-      <w:proofErr w:type="gramStart"/>
-      <w:r>
-        <w:rPr>
-          <w:sz w:val="22"/>
-          <w:szCs w:val="22"/>
-        </w:rPr>
-        <w:t xml:space="preserve">institucional </w:t>
+        <w:t xml:space="preserve">Projetar e desenvolver uma identidade visual, assim como um website institucional </w:t>
       </w:r>
       <w:r>
         <w:rPr>
@@ -249,7 +185,6 @@
         </w:rPr>
         <w:t>e</w:t>
       </w:r>
-      <w:proofErr w:type="gramEnd"/>
       <w:r>
         <w:rPr>
           <w:sz w:val="22"/>
@@ -297,12 +232,16 @@
     <w:p>
       <w:pPr>
         <w:rPr>
+          <w:b/>
+          <w:bCs/>
           <w:sz w:val="28"/>
           <w:szCs w:val="28"/>
         </w:rPr>
       </w:pPr>
       <w:r>
         <w:rPr>
+          <w:b/>
+          <w:bCs/>
           <w:sz w:val="28"/>
           <w:szCs w:val="28"/>
         </w:rPr>
@@ -374,12 +313,16 @@
     <w:p>
       <w:pPr>
         <w:rPr>
+          <w:b/>
+          <w:bCs/>
           <w:sz w:val="28"/>
           <w:szCs w:val="28"/>
         </w:rPr>
       </w:pPr>
       <w:r>
         <w:rPr>
+          <w:b/>
+          <w:bCs/>
           <w:sz w:val="28"/>
           <w:szCs w:val="28"/>
         </w:rPr>
@@ -466,11 +409,391 @@
     </w:p>
     <w:p>
       <w:pPr>
-        <w:rPr>
-          <w:sz w:val="22"/>
-          <w:szCs w:val="22"/>
-        </w:rPr>
-      </w:pPr>
+        <w:pStyle w:val="PargrafodaLista"/>
+        <w:rPr>
+          <w:sz w:val="22"/>
+          <w:szCs w:val="22"/>
+        </w:rPr>
+      </w:pPr>
+    </w:p>
+    <w:p>
+      <w:pPr>
+        <w:rPr>
+          <w:sz w:val="22"/>
+          <w:szCs w:val="22"/>
+        </w:rPr>
+      </w:pPr>
+    </w:p>
+    <w:p>
+      <w:pPr>
+        <w:rPr>
+          <w:sz w:val="22"/>
+          <w:szCs w:val="22"/>
+        </w:rPr>
+      </w:pPr>
+    </w:p>
+    <w:p>
+      <w:pPr>
+        <w:rPr>
+          <w:b/>
+          <w:bCs/>
+          <w:sz w:val="28"/>
+          <w:szCs w:val="28"/>
+        </w:rPr>
+      </w:pPr>
+      <w:r>
+        <w:rPr>
+          <w:b/>
+          <w:bCs/>
+          <w:sz w:val="28"/>
+          <w:szCs w:val="28"/>
+        </w:rPr>
+        <w:lastRenderedPageBreak/>
+        <w:t>Diferenciais</w:t>
+      </w:r>
+      <w:r>
+        <w:rPr>
+          <w:b/>
+          <w:bCs/>
+          <w:sz w:val="28"/>
+          <w:szCs w:val="28"/>
+        </w:rPr>
+        <w:t>:</w:t>
+      </w:r>
+    </w:p>
+    <w:p>
+      <w:pPr>
+        <w:rPr>
+          <w:b/>
+          <w:bCs/>
+          <w:sz w:val="28"/>
+          <w:szCs w:val="28"/>
+        </w:rPr>
+      </w:pPr>
+    </w:p>
+    <w:p>
+      <w:pPr>
+        <w:numPr>
+          <w:ilvl w:val="0"/>
+          <w:numId w:val="2"/>
+        </w:numPr>
+        <w:rPr>
+          <w:sz w:val="22"/>
+          <w:szCs w:val="22"/>
+        </w:rPr>
+      </w:pPr>
+      <w:r>
+        <w:rPr>
+          <w:sz w:val="22"/>
+          <w:szCs w:val="22"/>
+        </w:rPr>
+        <w:t>Focado em jogos indies</w:t>
+      </w:r>
+    </w:p>
+    <w:p>
+      <w:pPr>
+        <w:numPr>
+          <w:ilvl w:val="0"/>
+          <w:numId w:val="2"/>
+        </w:numPr>
+        <w:rPr>
+          <w:sz w:val="22"/>
+          <w:szCs w:val="22"/>
+        </w:rPr>
+      </w:pPr>
+      <w:r>
+        <w:rPr>
+          <w:sz w:val="22"/>
+          <w:szCs w:val="22"/>
+        </w:rPr>
+        <w:t>Recomendações precisas</w:t>
+      </w:r>
+    </w:p>
+    <w:p>
+      <w:pPr>
+        <w:numPr>
+          <w:ilvl w:val="0"/>
+          <w:numId w:val="2"/>
+        </w:numPr>
+        <w:rPr>
+          <w:b/>
+          <w:bCs/>
+          <w:sz w:val="22"/>
+          <w:szCs w:val="22"/>
+        </w:rPr>
+      </w:pPr>
+      <w:r>
+        <w:rPr>
+          <w:sz w:val="22"/>
+          <w:szCs w:val="22"/>
+        </w:rPr>
+        <w:t>Variedade abundante</w:t>
+      </w:r>
+    </w:p>
+    <w:p>
+      <w:pPr>
+        <w:ind w:left="720"/>
+        <w:rPr>
+          <w:b/>
+          <w:bCs/>
+          <w:sz w:val="22"/>
+          <w:szCs w:val="22"/>
+        </w:rPr>
+      </w:pPr>
+    </w:p>
+    <w:p>
+      <w:pPr>
+        <w:rPr>
+          <w:b/>
+          <w:bCs/>
+          <w:sz w:val="28"/>
+          <w:szCs w:val="28"/>
+        </w:rPr>
+      </w:pPr>
+      <w:r>
+        <w:rPr>
+          <w:b/>
+          <w:bCs/>
+          <w:sz w:val="28"/>
+          <w:szCs w:val="28"/>
+        </w:rPr>
+        <w:t>Palavras-chave</w:t>
+      </w:r>
+      <w:r>
+        <w:rPr>
+          <w:b/>
+          <w:bCs/>
+          <w:sz w:val="28"/>
+          <w:szCs w:val="28"/>
+        </w:rPr>
+        <w:t>:</w:t>
+      </w:r>
+    </w:p>
+    <w:p>
+      <w:pPr>
+        <w:rPr>
+          <w:b/>
+          <w:bCs/>
+          <w:sz w:val="28"/>
+          <w:szCs w:val="28"/>
+        </w:rPr>
+      </w:pPr>
+    </w:p>
+    <w:p>
+      <w:pPr>
+        <w:numPr>
+          <w:ilvl w:val="0"/>
+          <w:numId w:val="3"/>
+        </w:numPr>
+        <w:rPr>
+          <w:sz w:val="22"/>
+          <w:szCs w:val="22"/>
+        </w:rPr>
+      </w:pPr>
+      <w:r>
+        <w:rPr>
+          <w:sz w:val="22"/>
+          <w:szCs w:val="22"/>
+        </w:rPr>
+        <w:t>Jogos indies</w:t>
+      </w:r>
+    </w:p>
+    <w:p>
+      <w:pPr>
+        <w:numPr>
+          <w:ilvl w:val="0"/>
+          <w:numId w:val="3"/>
+        </w:numPr>
+        <w:rPr>
+          <w:sz w:val="22"/>
+          <w:szCs w:val="22"/>
+        </w:rPr>
+      </w:pPr>
+      <w:r>
+        <w:rPr>
+          <w:sz w:val="22"/>
+          <w:szCs w:val="22"/>
+        </w:rPr>
+        <w:t>Jogos AAA</w:t>
+      </w:r>
+    </w:p>
+    <w:p>
+      <w:pPr>
+        <w:numPr>
+          <w:ilvl w:val="0"/>
+          <w:numId w:val="3"/>
+        </w:numPr>
+        <w:rPr>
+          <w:sz w:val="22"/>
+          <w:szCs w:val="22"/>
+        </w:rPr>
+      </w:pPr>
+      <w:r>
+        <w:rPr>
+          <w:sz w:val="22"/>
+          <w:szCs w:val="22"/>
+        </w:rPr>
+        <w:t>Jogos AA</w:t>
+      </w:r>
+    </w:p>
+    <w:p>
+      <w:pPr>
+        <w:numPr>
+          <w:ilvl w:val="0"/>
+          <w:numId w:val="3"/>
+        </w:numPr>
+        <w:rPr>
+          <w:sz w:val="22"/>
+          <w:szCs w:val="22"/>
+        </w:rPr>
+      </w:pPr>
+      <w:r>
+        <w:rPr>
+          <w:sz w:val="22"/>
+          <w:szCs w:val="22"/>
+        </w:rPr>
+        <w:t>Recomendações</w:t>
+      </w:r>
+    </w:p>
+    <w:p>
+      <w:pPr>
+        <w:numPr>
+          <w:ilvl w:val="0"/>
+          <w:numId w:val="3"/>
+        </w:numPr>
+        <w:rPr>
+          <w:sz w:val="22"/>
+          <w:szCs w:val="22"/>
+        </w:rPr>
+      </w:pPr>
+      <w:r>
+        <w:rPr>
+          <w:sz w:val="22"/>
+          <w:szCs w:val="22"/>
+        </w:rPr>
+        <w:t>Biblioteca</w:t>
+      </w:r>
+    </w:p>
+    <w:p>
+      <w:pPr>
+        <w:numPr>
+          <w:ilvl w:val="0"/>
+          <w:numId w:val="3"/>
+        </w:numPr>
+        <w:rPr>
+          <w:sz w:val="22"/>
+          <w:szCs w:val="22"/>
+        </w:rPr>
+      </w:pPr>
+      <w:r>
+        <w:rPr>
+          <w:sz w:val="22"/>
+          <w:szCs w:val="22"/>
+        </w:rPr>
+        <w:t>Lista</w:t>
+      </w:r>
+    </w:p>
+    <w:p>
+      <w:pPr>
+        <w:numPr>
+          <w:ilvl w:val="0"/>
+          <w:numId w:val="3"/>
+        </w:numPr>
+        <w:rPr>
+          <w:sz w:val="22"/>
+          <w:szCs w:val="22"/>
+        </w:rPr>
+      </w:pPr>
+      <w:r>
+        <w:rPr>
+          <w:sz w:val="22"/>
+          <w:szCs w:val="22"/>
+        </w:rPr>
+        <w:t>Informações</w:t>
+      </w:r>
+    </w:p>
+    <w:p>
+      <w:pPr>
+        <w:rPr>
+          <w:sz w:val="28"/>
+          <w:szCs w:val="28"/>
+        </w:rPr>
+      </w:pPr>
+    </w:p>
+    <w:p>
+      <w:pPr>
+        <w:rPr>
+          <w:b/>
+          <w:bCs/>
+          <w:sz w:val="28"/>
+          <w:szCs w:val="28"/>
+        </w:rPr>
+      </w:pPr>
+      <w:r>
+        <w:rPr>
+          <w:b/>
+          <w:bCs/>
+          <w:sz w:val="28"/>
+          <w:szCs w:val="28"/>
+        </w:rPr>
+        <w:t>Diferenciais</w:t>
+      </w:r>
+      <w:r>
+        <w:rPr>
+          <w:b/>
+          <w:bCs/>
+          <w:sz w:val="28"/>
+          <w:szCs w:val="28"/>
+        </w:rPr>
+        <w:t>:</w:t>
+      </w:r>
+    </w:p>
+    <w:p>
+      <w:pPr>
+        <w:rPr>
+          <w:b/>
+          <w:bCs/>
+          <w:sz w:val="28"/>
+          <w:szCs w:val="28"/>
+        </w:rPr>
+      </w:pPr>
+    </w:p>
+    <w:p>
+      <w:pPr>
+        <w:rPr>
+          <w:sz w:val="22"/>
+          <w:szCs w:val="22"/>
+          <w:u w:val="single"/>
+        </w:rPr>
+      </w:pPr>
+      <w:r>
+        <w:rPr>
+          <w:sz w:val="22"/>
+          <w:szCs w:val="22"/>
+        </w:rPr>
+        <w:t>O LIBRARY OF GAM</w:t>
+      </w:r>
+      <w:r>
+        <w:rPr>
+          <w:sz w:val="22"/>
+          <w:szCs w:val="22"/>
+        </w:rPr>
+        <w:t>ING</w:t>
+      </w:r>
+      <w:r>
+        <w:rPr>
+          <w:sz w:val="22"/>
+          <w:szCs w:val="22"/>
+        </w:rPr>
+        <w:t xml:space="preserve"> tem como diferencial ser um site onde jogadores podem adquirir uma variedade de informações e recomendações de jogos, com foco principal em dar destaque a diversos jogos indies que talvez não sejam tão conhecidos por todo mundo</w:t>
+      </w:r>
+      <w:r>
+        <w:rPr>
+          <w:sz w:val="22"/>
+          <w:szCs w:val="22"/>
+        </w:rPr>
+        <w:t>.</w:t>
+      </w:r>
     </w:p>
     <w:p/>
     <w:sectPr>
@@ -486,6 +809,155 @@
 <file path=word/numbering.xml><?xml version="1.0" encoding="utf-8"?>
 <w:numbering xmlns:wpc="http://schemas.microsoft.com/office/word/2010/wordprocessingCanvas" xmlns:cx="http://schemas.microsoft.com/office/drawing/2014/chartex" xmlns:cx1="http://schemas.microsoft.com/office/drawing/2015/9/8/chartex" xmlns:cx2="http://schemas.microsoft.com/office/drawing/2015/10/21/chartex" xmlns:cx3="http://schemas.microsoft.com/office/drawing/2016/5/9/chartex" xmlns:cx4="http://schemas.microsoft.com/office/drawing/2016/5/10/chartex" xmlns:cx5="http://schemas.microsoft.com/office/drawing/2016/5/11/chartex" xmlns:cx6="http://schemas.microsoft.com/office/drawing/2016/5/12/chartex" xmlns:cx7="http://schemas.microsoft.com/office/drawing/2016/5/13/chartex" xmlns:cx8="http://schemas.microsoft.com/office/drawing/2016/5/14/chartex" xmlns:mc="http://schemas.openxmlformats.org/markup-compatibility/2006" xmlns:aink="http://schemas.microsoft.com/office/drawing/2016/ink" xmlns:am3d="http://schemas.microsoft.com/office/drawing/2017/model3d" xmlns:o="urn:schemas-microsoft-com:office:office" xmlns:oel="http://schemas.microsoft.com/office/2019/extlst" xmlns:r="http://schemas.openxmlformats.org/officeDocument/2006/relationships" xmlns:m="http://schemas.openxmlformats.org/officeDocument/2006/math" xmlns:v="urn:schemas-microsoft-com:vml" xmlns:wp14="http://schemas.microsoft.com/office/word/2010/wordprocessingDrawing" xmlns:wp="http://schemas.openxmlformats.org/drawingml/2006/wordprocessingDrawing" xmlns:w10="urn:schemas-microsoft-com:office:word" xmlns:w="http://schemas.openxmlformats.org/wordprocessingml/2006/main" xmlns:w14="http://schemas.microsoft.com/office/word/2010/wordml" xmlns:w15="http://schemas.microsoft.com/office/word/2012/wordml" xmlns:w16cex="http://schemas.microsoft.com/office/word/2018/wordml/cex" xmlns:w16cid="http://schemas.microsoft.com/office/word/2016/wordml/cid" xmlns:w16="http://schemas.microsoft.com/office/word/2018/wordml" xmlns:w16sdtdh="http://schemas.microsoft.com/office/word/2020/wordml/sdtdatahash" xmlns:w16se="http://schemas.microsoft.com/office/word/2015/wordml/symex" xmlns:wpg="http://schemas.microsoft.com/office/word/2010/wordprocessingGroup" xmlns:wpi="http://schemas.microsoft.com/office/word/2010/wordprocessingInk" xmlns:wne="http://schemas.microsoft.com/office/word/2006/wordml" xmlns:wps="http://schemas.microsoft.com/office/word/2010/wordprocessingShape" mc:Ignorable="w14 w15 w16se w16cid w16 w16cex w16sdtdh wp14">
   <w:abstractNum w:abstractNumId="0" w15:restartNumberingAfterBreak="0">
+    <w:nsid w:val="05A83D42"/>
+    <w:multiLevelType w:val="multilevel"/>
+    <w:tmpl w:val="950EB2C6"/>
+    <w:lvl w:ilvl="0">
+      <w:start w:val="1"/>
+      <w:numFmt w:val="bullet"/>
+      <w:lvlText w:val=""/>
+      <w:lvlJc w:val="left"/>
+      <w:pPr>
+        <w:tabs>
+          <w:tab w:val="num" w:pos="720"/>
+        </w:tabs>
+        <w:ind w:left="720" w:hanging="360"/>
+      </w:pPr>
+      <w:rPr>
+        <w:rFonts w:ascii="Symbol" w:hAnsi="Symbol" w:hint="default"/>
+        <w:sz w:val="20"/>
+      </w:rPr>
+    </w:lvl>
+    <w:lvl w:ilvl="1">
+      <w:start w:val="1"/>
+      <w:numFmt w:val="bullet"/>
+      <w:lvlText w:val="o"/>
+      <w:lvlJc w:val="left"/>
+      <w:pPr>
+        <w:tabs>
+          <w:tab w:val="num" w:pos="1440"/>
+        </w:tabs>
+        <w:ind w:left="1440" w:hanging="360"/>
+      </w:pPr>
+      <w:rPr>
+        <w:rFonts w:ascii="Courier New" w:hAnsi="Courier New" w:cs="Times New Roman" w:hint="default"/>
+        <w:sz w:val="20"/>
+      </w:rPr>
+    </w:lvl>
+    <w:lvl w:ilvl="2">
+      <w:start w:val="1"/>
+      <w:numFmt w:val="bullet"/>
+      <w:lvlText w:val=""/>
+      <w:lvlJc w:val="left"/>
+      <w:pPr>
+        <w:tabs>
+          <w:tab w:val="num" w:pos="2160"/>
+        </w:tabs>
+        <w:ind w:left="2160" w:hanging="360"/>
+      </w:pPr>
+      <w:rPr>
+        <w:rFonts w:ascii="Wingdings" w:hAnsi="Wingdings" w:hint="default"/>
+        <w:sz w:val="20"/>
+      </w:rPr>
+    </w:lvl>
+    <w:lvl w:ilvl="3">
+      <w:start w:val="1"/>
+      <w:numFmt w:val="bullet"/>
+      <w:lvlText w:val=""/>
+      <w:lvlJc w:val="left"/>
+      <w:pPr>
+        <w:tabs>
+          <w:tab w:val="num" w:pos="2880"/>
+        </w:tabs>
+        <w:ind w:left="2880" w:hanging="360"/>
+      </w:pPr>
+      <w:rPr>
+        <w:rFonts w:ascii="Wingdings" w:hAnsi="Wingdings" w:hint="default"/>
+        <w:sz w:val="20"/>
+      </w:rPr>
+    </w:lvl>
+    <w:lvl w:ilvl="4">
+      <w:start w:val="1"/>
+      <w:numFmt w:val="bullet"/>
+      <w:lvlText w:val=""/>
+      <w:lvlJc w:val="left"/>
+      <w:pPr>
+        <w:tabs>
+          <w:tab w:val="num" w:pos="3600"/>
+        </w:tabs>
+        <w:ind w:left="3600" w:hanging="360"/>
+      </w:pPr>
+      <w:rPr>
+        <w:rFonts w:ascii="Wingdings" w:hAnsi="Wingdings" w:hint="default"/>
+        <w:sz w:val="20"/>
+      </w:rPr>
+    </w:lvl>
+    <w:lvl w:ilvl="5">
+      <w:start w:val="1"/>
+      <w:numFmt w:val="bullet"/>
+      <w:lvlText w:val=""/>
+      <w:lvlJc w:val="left"/>
+      <w:pPr>
+        <w:tabs>
+          <w:tab w:val="num" w:pos="4320"/>
+        </w:tabs>
+        <w:ind w:left="4320" w:hanging="360"/>
+      </w:pPr>
+      <w:rPr>
+        <w:rFonts w:ascii="Wingdings" w:hAnsi="Wingdings" w:hint="default"/>
+        <w:sz w:val="20"/>
+      </w:rPr>
+    </w:lvl>
+    <w:lvl w:ilvl="6">
+      <w:start w:val="1"/>
+      <w:numFmt w:val="bullet"/>
+      <w:lvlText w:val=""/>
+      <w:lvlJc w:val="left"/>
+      <w:pPr>
+        <w:tabs>
+          <w:tab w:val="num" w:pos="5040"/>
+        </w:tabs>
+        <w:ind w:left="5040" w:hanging="360"/>
+      </w:pPr>
+      <w:rPr>
+        <w:rFonts w:ascii="Wingdings" w:hAnsi="Wingdings" w:hint="default"/>
+        <w:sz w:val="20"/>
+      </w:rPr>
+    </w:lvl>
+    <w:lvl w:ilvl="7">
+      <w:start w:val="1"/>
+      <w:numFmt w:val="bullet"/>
+      <w:lvlText w:val=""/>
+      <w:lvlJc w:val="left"/>
+      <w:pPr>
+        <w:tabs>
+          <w:tab w:val="num" w:pos="5760"/>
+        </w:tabs>
+        <w:ind w:left="5760" w:hanging="360"/>
+      </w:pPr>
+      <w:rPr>
+        <w:rFonts w:ascii="Wingdings" w:hAnsi="Wingdings" w:hint="default"/>
+        <w:sz w:val="20"/>
+      </w:rPr>
+    </w:lvl>
+    <w:lvl w:ilvl="8">
+      <w:start w:val="1"/>
+      <w:numFmt w:val="bullet"/>
+      <w:lvlText w:val=""/>
+      <w:lvlJc w:val="left"/>
+      <w:pPr>
+        <w:tabs>
+          <w:tab w:val="num" w:pos="6480"/>
+        </w:tabs>
+        <w:ind w:left="6480" w:hanging="360"/>
+      </w:pPr>
+      <w:rPr>
+        <w:rFonts w:ascii="Wingdings" w:hAnsi="Wingdings" w:hint="default"/>
+        <w:sz w:val="20"/>
+      </w:rPr>
+    </w:lvl>
+  </w:abstractNum>
+  <w:abstractNum w:abstractNumId="1" w15:restartNumberingAfterBreak="0">
     <w:nsid w:val="137F2DF4"/>
     <w:multiLevelType w:val="hybridMultilevel"/>
     <w:tmpl w:val="4DB0D140"/>
@@ -598,8 +1070,181 @@
       </w:rPr>
     </w:lvl>
   </w:abstractNum>
+  <w:abstractNum w:abstractNumId="2" w15:restartNumberingAfterBreak="0">
+    <w:nsid w:val="698B4DDF"/>
+    <w:multiLevelType w:val="multilevel"/>
+    <w:tmpl w:val="5602E974"/>
+    <w:lvl w:ilvl="0">
+      <w:start w:val="1"/>
+      <w:numFmt w:val="bullet"/>
+      <w:lvlText w:val=""/>
+      <w:lvlJc w:val="left"/>
+      <w:pPr>
+        <w:tabs>
+          <w:tab w:val="num" w:pos="720"/>
+        </w:tabs>
+        <w:ind w:left="720" w:hanging="360"/>
+      </w:pPr>
+      <w:rPr>
+        <w:rFonts w:ascii="Symbol" w:hAnsi="Symbol" w:hint="default"/>
+        <w:sz w:val="20"/>
+      </w:rPr>
+    </w:lvl>
+    <w:lvl w:ilvl="1">
+      <w:start w:val="1"/>
+      <w:numFmt w:val="bullet"/>
+      <w:lvlText w:val="o"/>
+      <w:lvlJc w:val="left"/>
+      <w:pPr>
+        <w:tabs>
+          <w:tab w:val="num" w:pos="1440"/>
+        </w:tabs>
+        <w:ind w:left="1440" w:hanging="360"/>
+      </w:pPr>
+      <w:rPr>
+        <w:rFonts w:ascii="Courier New" w:hAnsi="Courier New" w:cs="Times New Roman" w:hint="default"/>
+        <w:sz w:val="20"/>
+      </w:rPr>
+    </w:lvl>
+    <w:lvl w:ilvl="2">
+      <w:start w:val="1"/>
+      <w:numFmt w:val="bullet"/>
+      <w:lvlText w:val=""/>
+      <w:lvlJc w:val="left"/>
+      <w:pPr>
+        <w:tabs>
+          <w:tab w:val="num" w:pos="2160"/>
+        </w:tabs>
+        <w:ind w:left="2160" w:hanging="360"/>
+      </w:pPr>
+      <w:rPr>
+        <w:rFonts w:ascii="Wingdings" w:hAnsi="Wingdings" w:hint="default"/>
+        <w:sz w:val="20"/>
+      </w:rPr>
+    </w:lvl>
+    <w:lvl w:ilvl="3">
+      <w:start w:val="1"/>
+      <w:numFmt w:val="bullet"/>
+      <w:lvlText w:val=""/>
+      <w:lvlJc w:val="left"/>
+      <w:pPr>
+        <w:tabs>
+          <w:tab w:val="num" w:pos="2880"/>
+        </w:tabs>
+        <w:ind w:left="2880" w:hanging="360"/>
+      </w:pPr>
+      <w:rPr>
+        <w:rFonts w:ascii="Wingdings" w:hAnsi="Wingdings" w:hint="default"/>
+        <w:sz w:val="20"/>
+      </w:rPr>
+    </w:lvl>
+    <w:lvl w:ilvl="4">
+      <w:start w:val="1"/>
+      <w:numFmt w:val="bullet"/>
+      <w:lvlText w:val=""/>
+      <w:lvlJc w:val="left"/>
+      <w:pPr>
+        <w:tabs>
+          <w:tab w:val="num" w:pos="3600"/>
+        </w:tabs>
+        <w:ind w:left="3600" w:hanging="360"/>
+      </w:pPr>
+      <w:rPr>
+        <w:rFonts w:ascii="Wingdings" w:hAnsi="Wingdings" w:hint="default"/>
+        <w:sz w:val="20"/>
+      </w:rPr>
+    </w:lvl>
+    <w:lvl w:ilvl="5">
+      <w:start w:val="1"/>
+      <w:numFmt w:val="bullet"/>
+      <w:lvlText w:val=""/>
+      <w:lvlJc w:val="left"/>
+      <w:pPr>
+        <w:tabs>
+          <w:tab w:val="num" w:pos="4320"/>
+        </w:tabs>
+        <w:ind w:left="4320" w:hanging="360"/>
+      </w:pPr>
+      <w:rPr>
+        <w:rFonts w:ascii="Wingdings" w:hAnsi="Wingdings" w:hint="default"/>
+        <w:sz w:val="20"/>
+      </w:rPr>
+    </w:lvl>
+    <w:lvl w:ilvl="6">
+      <w:start w:val="1"/>
+      <w:numFmt w:val="bullet"/>
+      <w:lvlText w:val=""/>
+      <w:lvlJc w:val="left"/>
+      <w:pPr>
+        <w:tabs>
+          <w:tab w:val="num" w:pos="5040"/>
+        </w:tabs>
+        <w:ind w:left="5040" w:hanging="360"/>
+      </w:pPr>
+      <w:rPr>
+        <w:rFonts w:ascii="Wingdings" w:hAnsi="Wingdings" w:hint="default"/>
+        <w:sz w:val="20"/>
+      </w:rPr>
+    </w:lvl>
+    <w:lvl w:ilvl="7">
+      <w:start w:val="1"/>
+      <w:numFmt w:val="bullet"/>
+      <w:lvlText w:val=""/>
+      <w:lvlJc w:val="left"/>
+      <w:pPr>
+        <w:tabs>
+          <w:tab w:val="num" w:pos="5760"/>
+        </w:tabs>
+        <w:ind w:left="5760" w:hanging="360"/>
+      </w:pPr>
+      <w:rPr>
+        <w:rFonts w:ascii="Wingdings" w:hAnsi="Wingdings" w:hint="default"/>
+        <w:sz w:val="20"/>
+      </w:rPr>
+    </w:lvl>
+    <w:lvl w:ilvl="8">
+      <w:start w:val="1"/>
+      <w:numFmt w:val="bullet"/>
+      <w:lvlText w:val=""/>
+      <w:lvlJc w:val="left"/>
+      <w:pPr>
+        <w:tabs>
+          <w:tab w:val="num" w:pos="6480"/>
+        </w:tabs>
+        <w:ind w:left="6480" w:hanging="360"/>
+      </w:pPr>
+      <w:rPr>
+        <w:rFonts w:ascii="Wingdings" w:hAnsi="Wingdings" w:hint="default"/>
+        <w:sz w:val="20"/>
+      </w:rPr>
+    </w:lvl>
+  </w:abstractNum>
   <w:num w:numId="1" w16cid:durableId="1446731709">
+    <w:abstractNumId w:val="1"/>
+  </w:num>
+  <w:num w:numId="2" w16cid:durableId="1312364882">
     <w:abstractNumId w:val="0"/>
+    <w:lvlOverride w:ilvl="0"/>
+    <w:lvlOverride w:ilvl="1"/>
+    <w:lvlOverride w:ilvl="2"/>
+    <w:lvlOverride w:ilvl="3"/>
+    <w:lvlOverride w:ilvl="4"/>
+    <w:lvlOverride w:ilvl="5"/>
+    <w:lvlOverride w:ilvl="6"/>
+    <w:lvlOverride w:ilvl="7"/>
+    <w:lvlOverride w:ilvl="8"/>
+  </w:num>
+  <w:num w:numId="3" w16cid:durableId="1336110753">
+    <w:abstractNumId w:val="2"/>
+    <w:lvlOverride w:ilvl="0"/>
+    <w:lvlOverride w:ilvl="1"/>
+    <w:lvlOverride w:ilvl="2"/>
+    <w:lvlOverride w:ilvl="3"/>
+    <w:lvlOverride w:ilvl="4"/>
+    <w:lvlOverride w:ilvl="5"/>
+    <w:lvlOverride w:ilvl="6"/>
+    <w:lvlOverride w:ilvl="7"/>
+    <w:lvlOverride w:ilvl="8"/>
   </w:num>
 </w:numbering>
 </file>

--- a/briefing projeto.docx
+++ b/briefing projeto.docx
@@ -20,6 +20,35 @@
     <w:p>
       <w:pPr>
         <w:rPr>
+          <w:sz w:val="16"/>
+          <w:szCs w:val="16"/>
+        </w:rPr>
+      </w:pPr>
+      <w:r>
+        <w:rPr>
+          <w:sz w:val="16"/>
+          <w:szCs w:val="16"/>
+        </w:rPr>
+        <w:t>Equipe: João Pedro Ramos, Felipe William, Arthur</w:t>
+      </w:r>
+      <w:r>
+        <w:rPr>
+          <w:sz w:val="16"/>
+          <w:szCs w:val="16"/>
+        </w:rPr>
+        <w:t xml:space="preserve"> Seabra</w:t>
+      </w:r>
+      <w:r>
+        <w:rPr>
+          <w:sz w:val="16"/>
+          <w:szCs w:val="16"/>
+        </w:rPr>
+        <w:t>, Rafael Gomes</w:t>
+      </w:r>
+    </w:p>
+    <w:p>
+      <w:pPr>
+        <w:rPr>
           <w:sz w:val="32"/>
           <w:szCs w:val="32"/>
         </w:rPr>
@@ -37,6 +66,7 @@
         <w:rPr>
           <w:sz w:val="32"/>
           <w:szCs w:val="32"/>
+          <w:u w:val="single"/>
         </w:rPr>
       </w:pPr>
     </w:p>
@@ -448,7 +478,6 @@
           <w:sz w:val="28"/>
           <w:szCs w:val="28"/>
         </w:rPr>
-        <w:lastRenderedPageBreak/>
         <w:t>Diferenciais</w:t>
       </w:r>
       <w:r>
@@ -1224,27 +1253,9 @@
   </w:num>
   <w:num w:numId="2" w16cid:durableId="1312364882">
     <w:abstractNumId w:val="0"/>
-    <w:lvlOverride w:ilvl="0"/>
-    <w:lvlOverride w:ilvl="1"/>
-    <w:lvlOverride w:ilvl="2"/>
-    <w:lvlOverride w:ilvl="3"/>
-    <w:lvlOverride w:ilvl="4"/>
-    <w:lvlOverride w:ilvl="5"/>
-    <w:lvlOverride w:ilvl="6"/>
-    <w:lvlOverride w:ilvl="7"/>
-    <w:lvlOverride w:ilvl="8"/>
   </w:num>
   <w:num w:numId="3" w16cid:durableId="1336110753">
     <w:abstractNumId w:val="2"/>
-    <w:lvlOverride w:ilvl="0"/>
-    <w:lvlOverride w:ilvl="1"/>
-    <w:lvlOverride w:ilvl="2"/>
-    <w:lvlOverride w:ilvl="3"/>
-    <w:lvlOverride w:ilvl="4"/>
-    <w:lvlOverride w:ilvl="5"/>
-    <w:lvlOverride w:ilvl="6"/>
-    <w:lvlOverride w:ilvl="7"/>
-    <w:lvlOverride w:ilvl="8"/>
   </w:num>
 </w:numbering>
 </file>
@@ -1852,6 +1863,7 @@
   <w:style w:type="character" w:default="1" w:styleId="Fontepargpadro">
     <w:name w:val="Default Paragraph Font"/>
     <w:uiPriority w:val="1"/>
+    <w:semiHidden/>
     <w:unhideWhenUsed/>
   </w:style>
   <w:style w:type="table" w:default="1" w:styleId="Tabelanormal">
